--- a/Lab/08-S1-SEDQ-2025/salida/turnos_trabajo_proporciones_pago_v1_1.docx
+++ b/Lab/08-S1-SEDQ-2025/salida/turnos_trabajo_proporciones_pago_v1_1.docx
@@ -53,7 +53,7 @@
         <w:br/>
       </w:r>
       <w:r>
-        <w:t xml:space="preserve">En una planta de producción, los empleados pueden trabajar cada semana en dos turnos: diurno y nocturno. Existen dos clasificaciones para los días de trabajo normales (de lunes a sábado) y dominicales. En el turno diurno del domingo se paga un 25% más que en el turno diurno de días normales. En el turno nocturno de un día cualquiera, la hora de trabajo se paga un 70% más que en el turno diurno de ese mismo día.</w:t>
+        <w:t xml:space="preserve">En una complejo industrial, los empleados pueden trabajar cada semana en dos turnos: diurno y nocturno. Existen dos clasificaciones para los días de trabajo normales (de lunes a sábado) y dominicales. En el turno diurno del domingo se paga un 20% más que en el turno diurno de días normales. En el turno nocturno de un día cualquiera, la hora de trabajo se paga un 60% más que en el turno diurno de ese mismo día.</w:t>
       </w:r>
     </w:p>
     <w:p>
@@ -296,7 +296,7 @@
           <w:numId w:val="1000"/>
         </w:numPr>
       </w:pPr>
-      <w:bookmarkStart w:id="32" w:name="analisis-problema-105"/>
+      <w:bookmarkStart w:id="32" w:name="analisis-problema-4591"/>
       <w:r>
         <w:t xml:space="preserve">Análisis del problema</w:t>
       </w:r>
@@ -336,7 +336,7 @@
         </w:numPr>
       </w:pPr>
       <w:r>
-        <w:t xml:space="preserve">Turno diurno domingo: pago base + 25%</w:t>
+        <w:t xml:space="preserve">Turno diurno domingo: pago base + 20%</w:t>
       </w:r>
     </w:p>
     <w:p>
@@ -347,7 +347,7 @@
         </w:numPr>
       </w:pPr>
       <w:r>
-        <w:t xml:space="preserve">Turno nocturno cualquier día: pago diurno del día + 70%</w:t>
+        <w:t xml:space="preserve">Turno nocturno cualquier día: pago diurno del día + 60%</w:t>
       </w:r>
     </w:p>
     <w:p>
@@ -395,7 +395,7 @@
           <w:numId w:val="1000"/>
         </w:numPr>
       </w:pPr>
-      <w:bookmarkStart w:id="33" w:name="calculo-proporciones-1777"/>
+      <w:bookmarkStart w:id="33" w:name="calculo-proporciones-8519"/>
       <w:r>
         <w:t xml:space="preserve">Cálculo de proporciones</w:t>
       </w:r>
@@ -446,7 +446,7 @@
         </w:numPr>
       </w:pPr>
       <w:r>
-        <w:t xml:space="preserve">Domingo: 1 + 25% = 1.25 unidades</w:t>
+        <w:t xml:space="preserve">Domingo: 1 + 20% = 1.2 unidades</w:t>
       </w:r>
     </w:p>
     <w:p>
@@ -467,7 +467,7 @@
         <w:t xml:space="preserve"> </w:t>
       </w:r>
       <w:r>
-        <w:t xml:space="preserve">7.25 unidades</w:t>
+        <w:t xml:space="preserve">7.2 unidades</w:t>
       </w:r>
     </w:p>
     <w:p>
@@ -488,43 +488,43 @@
         <w:t xml:space="preserve"> </w:t>
       </w:r>
       <w:r>
-        <w:t xml:space="preserve">- Lunes: 13.8%</w:t>
+        <w:t xml:space="preserve">- Lunes: 13.9%</w:t>
       </w:r>
       <w:r>
         <w:t xml:space="preserve"> </w:t>
       </w:r>
       <w:r>
-        <w:t xml:space="preserve">- Martes: 13.8%</w:t>
+        <w:t xml:space="preserve">- Martes: 13.9%</w:t>
       </w:r>
       <w:r>
         <w:t xml:space="preserve"> </w:t>
       </w:r>
       <w:r>
-        <w:t xml:space="preserve">- Miércoles: 13.8%</w:t>
+        <w:t xml:space="preserve">- Miércoles: 13.9%</w:t>
       </w:r>
       <w:r>
         <w:t xml:space="preserve"> </w:t>
       </w:r>
       <w:r>
-        <w:t xml:space="preserve">- Jueves: 13.8%</w:t>
+        <w:t xml:space="preserve">- Jueves: 13.9%</w:t>
       </w:r>
       <w:r>
         <w:t xml:space="preserve"> </w:t>
       </w:r>
       <w:r>
-        <w:t xml:space="preserve">- Viernes: 13.8%</w:t>
+        <w:t xml:space="preserve">- Viernes: 13.9%</w:t>
       </w:r>
       <w:r>
         <w:t xml:space="preserve"> </w:t>
       </w:r>
       <w:r>
-        <w:t xml:space="preserve">- Sábado: 13.8%</w:t>
+        <w:t xml:space="preserve">- Sábado: 13.9%</w:t>
       </w:r>
       <w:r>
         <w:t xml:space="preserve"> </w:t>
       </w:r>
       <w:r>
-        <w:t xml:space="preserve">- Domingo: 17.2%</w:t>
+        <w:t xml:space="preserve">- Domingo: 16.7%</w:t>
       </w:r>
     </w:p>
     <w:p>
@@ -535,7 +535,7 @@
           <w:numId w:val="1000"/>
         </w:numPr>
       </w:pPr>
-      <w:bookmarkStart w:id="34" w:name="grafica-correcta-2031"/>
+      <w:bookmarkStart w:id="34" w:name="grafica-correcta-6024"/>
       <w:r>
         <w:t xml:space="preserve">Gráfica correcta</w:t>
       </w:r>
@@ -601,18 +601,6 @@
       <w:r>
         <w:t xml:space="preserve">La gráfica correcta debe mostrar:</w:t>
       </w:r>
-      <w:r>
-        <w:t xml:space="preserve"> </w:t>
-      </w:r>
-      <w:r>
-        <w:t xml:space="preserve">- Lunes a Sábado: barras de igual altura (misma proporción aprox. 13.8%)</w:t>
-      </w:r>
-      <w:r>
-        <w:t xml:space="preserve"> </w:t>
-      </w:r>
-      <w:r>
-        <w:t xml:space="preserve">- Domingo: barra más alta (proporción aprox. 17.2%)</w:t>
-      </w:r>
     </w:p>
     <w:p>
       <w:pPr>
@@ -622,6 +610,28 @@
         </w:numPr>
       </w:pPr>
       <w:r>
+        <w:t xml:space="preserve">Lunes a Sábado: barras de igual altura (misma proporción aprox. 13.9%)</w:t>
+      </w:r>
+    </w:p>
+    <w:p>
+      <w:pPr>
+        <w:numPr>
+          <w:ilvl w:val="1"/>
+          <w:numId w:val="1006"/>
+        </w:numPr>
+      </w:pPr>
+      <w:r>
+        <w:t xml:space="preserve">Domingo: barra más alta (proporción aprox. 16.7%)</w:t>
+      </w:r>
+    </w:p>
+    <w:p>
+      <w:pPr>
+        <w:numPr>
+          <w:ilvl w:val="1"/>
+          <w:numId w:val="1007"/>
+        </w:numPr>
+      </w:pPr>
+      <w:r>
         <w:t xml:space="preserve">Falso. Esta gráfica muestra todos los días con la misma proporción, ignorando el pago extra del domingo.</w:t>
       </w:r>
     </w:p>
@@ -629,7 +639,7 @@
       <w:pPr>
         <w:numPr>
           <w:ilvl w:val="1"/>
-          <w:numId w:val="1006"/>
+          <w:numId w:val="1007"/>
         </w:numPr>
       </w:pPr>
       <w:r>
@@ -640,7 +650,7 @@
       <w:pPr>
         <w:numPr>
           <w:ilvl w:val="1"/>
-          <w:numId w:val="1006"/>
+          <w:numId w:val="1007"/>
         </w:numPr>
       </w:pPr>
       <w:r>
@@ -651,7 +661,7 @@
       <w:pPr>
         <w:numPr>
           <w:ilvl w:val="1"/>
-          <w:numId w:val="1006"/>
+          <w:numId w:val="1007"/>
         </w:numPr>
       </w:pPr>
       <w:r>
@@ -676,25 +686,25 @@
         <w:br/>
       </w:r>
       <w:r>
-        <w:t xml:space="preserve">En una empresa de manufactura, los empleados pueden trabajar cada semana en dos turnos: diurno y nocturno. Existen dos clasificaciones para los días de trabajo normales (de lunes a sábado) y dominicales. En el turno diurno del domingo se paga un 20% más que en el turno diurno de días normales. En el turno nocturno de un día cualquiera, la hora de trabajo se paga un 60% más que en el turno diurno de ese mismo día.</w:t>
-      </w:r>
-    </w:p>
-    <w:p>
-      <w:pPr>
-        <w:numPr>
-          <w:ilvl w:val="0"/>
-          <w:numId w:val="1000"/>
-        </w:numPr>
-      </w:pPr>
-      <w:r>
-        <w:t xml:space="preserve">Un trabajador laboró durante una semana 10 horas diurnas cada día. ¿Cuál es la gráfica que representa correctamente la proporción de dinero recibido cada día de la semana?</w:t>
-      </w:r>
-    </w:p>
-    <w:p>
-      <w:pPr>
-        <w:numPr>
-          <w:ilvl w:val="1"/>
-          <w:numId w:val="1007"/>
+        <w:t xml:space="preserve">En una industria automotriz, los empleados pueden trabajar cada semana en dos turnos: diurno y nocturno. Existen dos clasificaciones para los días de trabajo normales (de lunes a sábado) y dominicales. En el turno diurno del domingo se paga un 20% más que en el turno diurno de días normales. En el turno nocturno de un día cualquiera, la hora de trabajo se paga un 60% más que en el turno diurno de ese mismo día.</w:t>
+      </w:r>
+    </w:p>
+    <w:p>
+      <w:pPr>
+        <w:numPr>
+          <w:ilvl w:val="0"/>
+          <w:numId w:val="1000"/>
+        </w:numPr>
+      </w:pPr>
+      <w:r>
+        <w:t xml:space="preserve">Un obrero laboró durante una semana 7 horas diurnas cada día. ¿Cuál es la gráfica que representa correctamente la proporción de dinero recibido cada día de la semana?</w:t>
+      </w:r>
+    </w:p>
+    <w:p>
+      <w:pPr>
+        <w:numPr>
+          <w:ilvl w:val="1"/>
+          <w:numId w:val="1008"/>
         </w:numPr>
       </w:pPr>
       <w:r>
@@ -707,7 +717,7 @@
               <a:graphicData uri="http://schemas.openxmlformats.org/drawingml/2006/picture">
                 <pic:pic>
                   <pic:nvPicPr>
-                    <pic:cNvPr descr="media/supplements1/exercise2/opcion_a.png" id="39" name="Picture"/>
+                    <pic:cNvPr descr="media/supplements1/exercise2/opcion_c.png" id="39" name="Picture"/>
                     <pic:cNvPicPr>
                       <a:picLocks noChangeArrowheads="1" noChangeAspect="1"/>
                     </pic:cNvPicPr>
@@ -744,7 +754,7 @@
       <w:pPr>
         <w:numPr>
           <w:ilvl w:val="1"/>
-          <w:numId w:val="1007"/>
+          <w:numId w:val="1008"/>
         </w:numPr>
       </w:pPr>
       <w:r>
@@ -757,7 +767,7 @@
               <a:graphicData uri="http://schemas.openxmlformats.org/drawingml/2006/picture">
                 <pic:pic>
                   <pic:nvPicPr>
-                    <pic:cNvPr descr="media/supplements1/exercise2/opcion_c.png" id="42" name="Picture"/>
+                    <pic:cNvPr descr="media/supplements1/exercise2/opcion_d.png" id="42" name="Picture"/>
                     <pic:cNvPicPr>
                       <a:picLocks noChangeArrowheads="1" noChangeAspect="1"/>
                     </pic:cNvPicPr>
@@ -794,7 +804,7 @@
       <w:pPr>
         <w:numPr>
           <w:ilvl w:val="1"/>
-          <w:numId w:val="1007"/>
+          <w:numId w:val="1008"/>
         </w:numPr>
       </w:pPr>
       <w:r>
@@ -807,7 +817,7 @@
               <a:graphicData uri="http://schemas.openxmlformats.org/drawingml/2006/picture">
                 <pic:pic>
                   <pic:nvPicPr>
-                    <pic:cNvPr descr="media/supplements1/exercise2/opcion_b.png" id="45" name="Picture"/>
+                    <pic:cNvPr descr="media/supplements1/exercise2/opcion_a.png" id="45" name="Picture"/>
                     <pic:cNvPicPr>
                       <a:picLocks noChangeArrowheads="1" noChangeAspect="1"/>
                     </pic:cNvPicPr>
@@ -844,7 +854,7 @@
       <w:pPr>
         <w:numPr>
           <w:ilvl w:val="1"/>
-          <w:numId w:val="1007"/>
+          <w:numId w:val="1008"/>
         </w:numPr>
       </w:pPr>
       <w:r>
@@ -857,7 +867,7 @@
               <a:graphicData uri="http://schemas.openxmlformats.org/drawingml/2006/picture">
                 <pic:pic>
                   <pic:nvPicPr>
-                    <pic:cNvPr descr="media/supplements1/exercise2/opcion_d.png" id="48" name="Picture"/>
+                    <pic:cNvPr descr="media/supplements1/exercise2/opcion_b.png" id="48" name="Picture"/>
                     <pic:cNvPicPr>
                       <a:picLocks noChangeArrowheads="1" noChangeAspect="1"/>
                     </pic:cNvPicPr>
@@ -919,7 +929,7 @@
           <w:numId w:val="1000"/>
         </w:numPr>
       </w:pPr>
-      <w:bookmarkStart w:id="49" w:name="analisis-problema-9564"/>
+      <w:bookmarkStart w:id="49" w:name="analisis-problema-149"/>
       <w:r>
         <w:t xml:space="preserve">Análisis del problema</w:t>
       </w:r>
@@ -944,7 +954,7 @@
       <w:pPr>
         <w:numPr>
           <w:ilvl w:val="1"/>
-          <w:numId w:val="1008"/>
+          <w:numId w:val="1009"/>
         </w:numPr>
       </w:pPr>
       <w:r>
@@ -955,7 +965,7 @@
       <w:pPr>
         <w:numPr>
           <w:ilvl w:val="1"/>
-          <w:numId w:val="1008"/>
+          <w:numId w:val="1009"/>
         </w:numPr>
       </w:pPr>
       <w:r>
@@ -966,7 +976,7 @@
       <w:pPr>
         <w:numPr>
           <w:ilvl w:val="1"/>
-          <w:numId w:val="1008"/>
+          <w:numId w:val="1009"/>
         </w:numPr>
       </w:pPr>
       <w:r>
@@ -992,18 +1002,18 @@
       <w:pPr>
         <w:numPr>
           <w:ilvl w:val="1"/>
-          <w:numId w:val="1009"/>
-        </w:numPr>
-      </w:pPr>
-      <w:r>
-        <w:t xml:space="preserve">Trabajó 10 horas diurnas cada día</w:t>
-      </w:r>
-    </w:p>
-    <w:p>
-      <w:pPr>
-        <w:numPr>
-          <w:ilvl w:val="1"/>
-          <w:numId w:val="1009"/>
+          <w:numId w:val="1010"/>
+        </w:numPr>
+      </w:pPr>
+      <w:r>
+        <w:t xml:space="preserve">Trabajó 7 horas diurnas cada día</w:t>
+      </w:r>
+    </w:p>
+    <w:p>
+      <w:pPr>
+        <w:numPr>
+          <w:ilvl w:val="1"/>
+          <w:numId w:val="1010"/>
         </w:numPr>
       </w:pPr>
       <w:r>
@@ -1018,7 +1028,7 @@
           <w:numId w:val="1000"/>
         </w:numPr>
       </w:pPr>
-      <w:bookmarkStart w:id="50" w:name="calculo-proporciones-8836"/>
+      <w:bookmarkStart w:id="50" w:name="calculo-proporciones-4318"/>
       <w:r>
         <w:t xml:space="preserve">Cálculo de proporciones</w:t>
       </w:r>
@@ -1054,7 +1064,7 @@
       <w:pPr>
         <w:numPr>
           <w:ilvl w:val="1"/>
-          <w:numId w:val="1010"/>
+          <w:numId w:val="1011"/>
         </w:numPr>
       </w:pPr>
       <w:r>
@@ -1065,7 +1075,7 @@
       <w:pPr>
         <w:numPr>
           <w:ilvl w:val="1"/>
-          <w:numId w:val="1010"/>
+          <w:numId w:val="1011"/>
         </w:numPr>
       </w:pPr>
       <w:r>
@@ -1158,7 +1168,7 @@
           <w:numId w:val="1000"/>
         </w:numPr>
       </w:pPr>
-      <w:bookmarkStart w:id="51" w:name="grafica-correcta-2266"/>
+      <w:bookmarkStart w:id="51" w:name="grafica-correcta-196"/>
       <w:r>
         <w:t xml:space="preserve">Gráfica correcta</w:t>
       </w:r>
@@ -1187,7 +1197,7 @@
                     </pic:cNvPicPr>
                   </pic:nvPicPr>
                   <pic:blipFill>
-                    <a:blip r:embed="rId37"/>
+                    <a:blip r:embed="rId43"/>
                     <a:stretch>
                       <a:fillRect/>
                     </a:stretch>
@@ -1224,24 +1234,56 @@
       <w:r>
         <w:t xml:space="preserve">La gráfica correcta debe mostrar:</w:t>
       </w:r>
-      <w:r>
-        <w:t xml:space="preserve"> </w:t>
-      </w:r>
-      <w:r>
-        <w:t xml:space="preserve">- Lunes a Sábado: barras de igual altura (misma proporción aprox. 13.9%)</w:t>
-      </w:r>
-      <w:r>
-        <w:t xml:space="preserve"> </w:t>
-      </w:r>
-      <w:r>
-        <w:t xml:space="preserve">- Domingo: barra más alta (proporción aprox. 16.7%)</w:t>
-      </w:r>
-    </w:p>
-    <w:p>
-      <w:pPr>
-        <w:numPr>
-          <w:ilvl w:val="1"/>
-          <w:numId w:val="1011"/>
+    </w:p>
+    <w:p>
+      <w:pPr>
+        <w:numPr>
+          <w:ilvl w:val="1"/>
+          <w:numId w:val="1012"/>
+        </w:numPr>
+      </w:pPr>
+      <w:r>
+        <w:t xml:space="preserve">Lunes a Sábado: barras de igual altura (misma proporción aprox. 13.9%)</w:t>
+      </w:r>
+    </w:p>
+    <w:p>
+      <w:pPr>
+        <w:numPr>
+          <w:ilvl w:val="1"/>
+          <w:numId w:val="1012"/>
+        </w:numPr>
+      </w:pPr>
+      <w:r>
+        <w:t xml:space="preserve">Domingo: barra más alta (proporción aprox. 16.7%)</w:t>
+      </w:r>
+    </w:p>
+    <w:p>
+      <w:pPr>
+        <w:numPr>
+          <w:ilvl w:val="1"/>
+          <w:numId w:val="1013"/>
+        </w:numPr>
+      </w:pPr>
+      <w:r>
+        <w:t xml:space="preserve">Falso. Esta gráfica incorrectamente asigna pago extra también al sábado.</w:t>
+      </w:r>
+    </w:p>
+    <w:p>
+      <w:pPr>
+        <w:numPr>
+          <w:ilvl w:val="1"/>
+          <w:numId w:val="1013"/>
+        </w:numPr>
+      </w:pPr>
+      <w:r>
+        <w:t xml:space="preserve">Falso. Esta gráfica muestra un patrón creciente que no corresponde a las condiciones del problema.</w:t>
+      </w:r>
+    </w:p>
+    <w:p>
+      <w:pPr>
+        <w:numPr>
+          <w:ilvl w:val="1"/>
+          <w:numId w:val="1013"/>
         </w:numPr>
       </w:pPr>
       <w:r>
@@ -1252,33 +1294,11 @@
       <w:pPr>
         <w:numPr>
           <w:ilvl w:val="1"/>
-          <w:numId w:val="1011"/>
-        </w:numPr>
-      </w:pPr>
-      <w:r>
-        <w:t xml:space="preserve">Falso. Esta gráfica incorrectamente asigna pago extra también al sábado.</w:t>
-      </w:r>
-    </w:p>
-    <w:p>
-      <w:pPr>
-        <w:numPr>
-          <w:ilvl w:val="1"/>
-          <w:numId w:val="1011"/>
+          <w:numId w:val="1013"/>
         </w:numPr>
       </w:pPr>
       <w:r>
         <w:t xml:space="preserve">Falso. Esta gráfica muestra todos los días con la misma proporción, ignorando el pago extra del domingo.</w:t>
-      </w:r>
-    </w:p>
-    <w:p>
-      <w:pPr>
-        <w:numPr>
-          <w:ilvl w:val="1"/>
-          <w:numId w:val="1011"/>
-        </w:numPr>
-      </w:pPr>
-      <w:r>
-        <w:t xml:space="preserve">Falso. Esta gráfica muestra un patrón creciente que no corresponde a las condiciones del problema.</w:t>
       </w:r>
     </w:p>
     <w:p>
@@ -1299,25 +1319,25 @@
         <w:br/>
       </w:r>
       <w:r>
-        <w:t xml:space="preserve">En una planta industrial, los empleados pueden trabajar cada semana en dos turnos: diurno y nocturno. Existen dos clasificaciones para los días de trabajo normales (de lunes a sábado) y dominicales. En el turno diurno del domingo se paga un 25% más que en el turno diurno de días normales. En el turno nocturno de un día cualquiera, la hora de trabajo se paga un 40% más que en el turno diurno de ese mismo día.</w:t>
-      </w:r>
-    </w:p>
-    <w:p>
-      <w:pPr>
-        <w:numPr>
-          <w:ilvl w:val="0"/>
-          <w:numId w:val="1000"/>
-        </w:numPr>
-      </w:pPr>
-      <w:r>
-        <w:t xml:space="preserve">Un operario laboró durante una semana 6 horas diurnas cada día. ¿Cuál es la gráfica que representa correctamente la proporción de dinero recibido cada día de la semana?</w:t>
-      </w:r>
-    </w:p>
-    <w:p>
-      <w:pPr>
-        <w:numPr>
-          <w:ilvl w:val="1"/>
-          <w:numId w:val="1012"/>
+        <w:t xml:space="preserve">En una empresa manufacturera, los empleados pueden trabajar cada semana en dos turnos: diurno y nocturno. Existen dos clasificaciones para los días de trabajo normales (de lunes a sábado) y dominicales. En el turno diurno del domingo se paga un 20% más que en el turno diurno de días normales. En el turno nocturno de un día cualquiera, la hora de trabajo se paga un 70% más que en el turno diurno de ese mismo día.</w:t>
+      </w:r>
+    </w:p>
+    <w:p>
+      <w:pPr>
+        <w:numPr>
+          <w:ilvl w:val="0"/>
+          <w:numId w:val="1000"/>
+        </w:numPr>
+      </w:pPr>
+      <w:r>
+        <w:t xml:space="preserve">Un trabajador laboró durante una semana 10 horas diurnas cada día. ¿Cuál es la gráfica que representa correctamente la proporción de dinero recibido cada día de la semana?</w:t>
+      </w:r>
+    </w:p>
+    <w:p>
+      <w:pPr>
+        <w:numPr>
+          <w:ilvl w:val="1"/>
+          <w:numId w:val="1014"/>
         </w:numPr>
       </w:pPr>
       <w:r>
@@ -1330,7 +1350,7 @@
               <a:graphicData uri="http://schemas.openxmlformats.org/drawingml/2006/picture">
                 <pic:pic>
                   <pic:nvPicPr>
-                    <pic:cNvPr descr="media/supplements1/exercise3/opcion_b.png" id="56" name="Picture"/>
+                    <pic:cNvPr descr="media/supplements1/exercise3/opcion_a.png" id="56" name="Picture"/>
                     <pic:cNvPicPr>
                       <a:picLocks noChangeArrowheads="1" noChangeAspect="1"/>
                     </pic:cNvPicPr>
@@ -1367,7 +1387,7 @@
       <w:pPr>
         <w:numPr>
           <w:ilvl w:val="1"/>
-          <w:numId w:val="1012"/>
+          <w:numId w:val="1014"/>
         </w:numPr>
       </w:pPr>
       <w:r>
@@ -1380,7 +1400,7 @@
               <a:graphicData uri="http://schemas.openxmlformats.org/drawingml/2006/picture">
                 <pic:pic>
                   <pic:nvPicPr>
-                    <pic:cNvPr descr="media/supplements1/exercise3/opcion_d.png" id="59" name="Picture"/>
+                    <pic:cNvPr descr="media/supplements1/exercise3/opcion_c.png" id="59" name="Picture"/>
                     <pic:cNvPicPr>
                       <a:picLocks noChangeArrowheads="1" noChangeAspect="1"/>
                     </pic:cNvPicPr>
@@ -1417,7 +1437,7 @@
       <w:pPr>
         <w:numPr>
           <w:ilvl w:val="1"/>
-          <w:numId w:val="1012"/>
+          <w:numId w:val="1014"/>
         </w:numPr>
       </w:pPr>
       <w:r>
@@ -1430,7 +1450,7 @@
               <a:graphicData uri="http://schemas.openxmlformats.org/drawingml/2006/picture">
                 <pic:pic>
                   <pic:nvPicPr>
-                    <pic:cNvPr descr="media/supplements1/exercise3/opcion_a.png" id="62" name="Picture"/>
+                    <pic:cNvPr descr="media/supplements1/exercise3/opcion_b.png" id="62" name="Picture"/>
                     <pic:cNvPicPr>
                       <a:picLocks noChangeArrowheads="1" noChangeAspect="1"/>
                     </pic:cNvPicPr>
@@ -1467,7 +1487,7 @@
       <w:pPr>
         <w:numPr>
           <w:ilvl w:val="1"/>
-          <w:numId w:val="1012"/>
+          <w:numId w:val="1014"/>
         </w:numPr>
       </w:pPr>
       <w:r>
@@ -1480,7 +1500,7 @@
               <a:graphicData uri="http://schemas.openxmlformats.org/drawingml/2006/picture">
                 <pic:pic>
                   <pic:nvPicPr>
-                    <pic:cNvPr descr="media/supplements1/exercise3/opcion_c.png" id="65" name="Picture"/>
+                    <pic:cNvPr descr="media/supplements1/exercise3/opcion_d.png" id="65" name="Picture"/>
                     <pic:cNvPicPr>
                       <a:picLocks noChangeArrowheads="1" noChangeAspect="1"/>
                     </pic:cNvPicPr>
@@ -1542,7 +1562,7 @@
           <w:numId w:val="1000"/>
         </w:numPr>
       </w:pPr>
-      <w:bookmarkStart w:id="66" w:name="analisis-problema-5800"/>
+      <w:bookmarkStart w:id="66" w:name="analisis-problema-409"/>
       <w:r>
         <w:t xml:space="preserve">Análisis del problema</w:t>
       </w:r>
@@ -1567,7 +1587,7 @@
       <w:pPr>
         <w:numPr>
           <w:ilvl w:val="1"/>
-          <w:numId w:val="1013"/>
+          <w:numId w:val="1015"/>
         </w:numPr>
       </w:pPr>
       <w:r>
@@ -1578,22 +1598,22 @@
       <w:pPr>
         <w:numPr>
           <w:ilvl w:val="1"/>
-          <w:numId w:val="1013"/>
-        </w:numPr>
-      </w:pPr>
-      <w:r>
-        <w:t xml:space="preserve">Turno diurno domingo: pago base + 25%</w:t>
-      </w:r>
-    </w:p>
-    <w:p>
-      <w:pPr>
-        <w:numPr>
-          <w:ilvl w:val="1"/>
-          <w:numId w:val="1013"/>
-        </w:numPr>
-      </w:pPr>
-      <w:r>
-        <w:t xml:space="preserve">Turno nocturno cualquier día: pago diurno del día + 40%</w:t>
+          <w:numId w:val="1015"/>
+        </w:numPr>
+      </w:pPr>
+      <w:r>
+        <w:t xml:space="preserve">Turno diurno domingo: pago base + 20%</w:t>
+      </w:r>
+    </w:p>
+    <w:p>
+      <w:pPr>
+        <w:numPr>
+          <w:ilvl w:val="1"/>
+          <w:numId w:val="1015"/>
+        </w:numPr>
+      </w:pPr>
+      <w:r>
+        <w:t xml:space="preserve">Turno nocturno cualquier día: pago diurno del día + 70%</w:t>
       </w:r>
     </w:p>
     <w:p>
@@ -1615,18 +1635,18 @@
       <w:pPr>
         <w:numPr>
           <w:ilvl w:val="1"/>
-          <w:numId w:val="1014"/>
-        </w:numPr>
-      </w:pPr>
-      <w:r>
-        <w:t xml:space="preserve">Trabajó 6 horas diurnas cada día</w:t>
-      </w:r>
-    </w:p>
-    <w:p>
-      <w:pPr>
-        <w:numPr>
-          <w:ilvl w:val="1"/>
-          <w:numId w:val="1014"/>
+          <w:numId w:val="1016"/>
+        </w:numPr>
+      </w:pPr>
+      <w:r>
+        <w:t xml:space="preserve">Trabajó 10 horas diurnas cada día</w:t>
+      </w:r>
+    </w:p>
+    <w:p>
+      <w:pPr>
+        <w:numPr>
+          <w:ilvl w:val="1"/>
+          <w:numId w:val="1016"/>
         </w:numPr>
       </w:pPr>
       <w:r>
@@ -1641,7 +1661,7 @@
           <w:numId w:val="1000"/>
         </w:numPr>
       </w:pPr>
-      <w:bookmarkStart w:id="67" w:name="calculo-proporciones-3320"/>
+      <w:bookmarkStart w:id="67" w:name="calculo-proporciones-764"/>
       <w:r>
         <w:t xml:space="preserve">Cálculo de proporciones</w:t>
       </w:r>
@@ -1677,7 +1697,7 @@
       <w:pPr>
         <w:numPr>
           <w:ilvl w:val="1"/>
-          <w:numId w:val="1015"/>
+          <w:numId w:val="1017"/>
         </w:numPr>
       </w:pPr>
       <w:r>
@@ -1688,11 +1708,11 @@
       <w:pPr>
         <w:numPr>
           <w:ilvl w:val="1"/>
-          <w:numId w:val="1015"/>
-        </w:numPr>
-      </w:pPr>
-      <w:r>
-        <w:t xml:space="preserve">Domingo: 1 + 25% = 1.25 unidades</w:t>
+          <w:numId w:val="1017"/>
+        </w:numPr>
+      </w:pPr>
+      <w:r>
+        <w:t xml:space="preserve">Domingo: 1 + 20% = 1.2 unidades</w:t>
       </w:r>
     </w:p>
     <w:p>
@@ -1713,7 +1733,7 @@
         <w:t xml:space="preserve"> </w:t>
       </w:r>
       <w:r>
-        <w:t xml:space="preserve">7.25 unidades</w:t>
+        <w:t xml:space="preserve">7.2 unidades</w:t>
       </w:r>
     </w:p>
     <w:p>
@@ -1734,43 +1754,43 @@
         <w:t xml:space="preserve"> </w:t>
       </w:r>
       <w:r>
-        <w:t xml:space="preserve">- Lunes: 13.8%</w:t>
+        <w:t xml:space="preserve">- Lunes: 13.9%</w:t>
       </w:r>
       <w:r>
         <w:t xml:space="preserve"> </w:t>
       </w:r>
       <w:r>
-        <w:t xml:space="preserve">- Martes: 13.8%</w:t>
+        <w:t xml:space="preserve">- Martes: 13.9%</w:t>
       </w:r>
       <w:r>
         <w:t xml:space="preserve"> </w:t>
       </w:r>
       <w:r>
-        <w:t xml:space="preserve">- Miércoles: 13.8%</w:t>
+        <w:t xml:space="preserve">- Miércoles: 13.9%</w:t>
       </w:r>
       <w:r>
         <w:t xml:space="preserve"> </w:t>
       </w:r>
       <w:r>
-        <w:t xml:space="preserve">- Jueves: 13.8%</w:t>
+        <w:t xml:space="preserve">- Jueves: 13.9%</w:t>
       </w:r>
       <w:r>
         <w:t xml:space="preserve"> </w:t>
       </w:r>
       <w:r>
-        <w:t xml:space="preserve">- Viernes: 13.8%</w:t>
+        <w:t xml:space="preserve">- Viernes: 13.9%</w:t>
       </w:r>
       <w:r>
         <w:t xml:space="preserve"> </w:t>
       </w:r>
       <w:r>
-        <w:t xml:space="preserve">- Sábado: 13.8%</w:t>
+        <w:t xml:space="preserve">- Sábado: 13.9%</w:t>
       </w:r>
       <w:r>
         <w:t xml:space="preserve"> </w:t>
       </w:r>
       <w:r>
-        <w:t xml:space="preserve">- Domingo: 17.2%</w:t>
+        <w:t xml:space="preserve">- Domingo: 16.7%</w:t>
       </w:r>
     </w:p>
     <w:p>
@@ -1781,7 +1801,7 @@
           <w:numId w:val="1000"/>
         </w:numPr>
       </w:pPr>
-      <w:bookmarkStart w:id="68" w:name="grafica-correcta-3665"/>
+      <w:bookmarkStart w:id="68" w:name="grafica-correcta-993"/>
       <w:r>
         <w:t xml:space="preserve">Gráfica correcta</w:t>
       </w:r>
@@ -1810,7 +1830,7 @@
                     </pic:cNvPicPr>
                   </pic:nvPicPr>
                   <pic:blipFill>
-                    <a:blip r:embed="rId60"/>
+                    <a:blip r:embed="rId54"/>
                     <a:stretch>
                       <a:fillRect/>
                     </a:stretch>
@@ -1847,24 +1867,56 @@
       <w:r>
         <w:t xml:space="preserve">La gráfica correcta debe mostrar:</w:t>
       </w:r>
-      <w:r>
-        <w:t xml:space="preserve"> </w:t>
-      </w:r>
-      <w:r>
-        <w:t xml:space="preserve">- Lunes a Sábado: barras de igual altura (misma proporción aprox. 13.8%)</w:t>
-      </w:r>
-      <w:r>
-        <w:t xml:space="preserve"> </w:t>
-      </w:r>
-      <w:r>
-        <w:t xml:space="preserve">- Domingo: barra más alta (proporción aprox. 17.2%)</w:t>
-      </w:r>
-    </w:p>
-    <w:p>
-      <w:pPr>
-        <w:numPr>
-          <w:ilvl w:val="1"/>
-          <w:numId w:val="1016"/>
+    </w:p>
+    <w:p>
+      <w:pPr>
+        <w:numPr>
+          <w:ilvl w:val="1"/>
+          <w:numId w:val="1018"/>
+        </w:numPr>
+      </w:pPr>
+      <w:r>
+        <w:t xml:space="preserve">Lunes a Sábado: barras de igual altura (misma proporción aprox. 13.9%)</w:t>
+      </w:r>
+    </w:p>
+    <w:p>
+      <w:pPr>
+        <w:numPr>
+          <w:ilvl w:val="1"/>
+          <w:numId w:val="1018"/>
+        </w:numPr>
+      </w:pPr>
+      <w:r>
+        <w:t xml:space="preserve">Domingo: barra más alta (proporción aprox. 16.7%)</w:t>
+      </w:r>
+    </w:p>
+    <w:p>
+      <w:pPr>
+        <w:numPr>
+          <w:ilvl w:val="1"/>
+          <w:numId w:val="1019"/>
+        </w:numPr>
+      </w:pPr>
+      <w:r>
+        <w:t xml:space="preserve">Verdadero. Esta gráfica representa correctamente las proporciones calculadas.</w:t>
+      </w:r>
+    </w:p>
+    <w:p>
+      <w:pPr>
+        <w:numPr>
+          <w:ilvl w:val="1"/>
+          <w:numId w:val="1019"/>
+        </w:numPr>
+      </w:pPr>
+      <w:r>
+        <w:t xml:space="preserve">Falso. Esta gráfica incorrectamente asigna pago extra también al sábado.</w:t>
+      </w:r>
+    </w:p>
+    <w:p>
+      <w:pPr>
+        <w:numPr>
+          <w:ilvl w:val="1"/>
+          <w:numId w:val="1019"/>
         </w:numPr>
       </w:pPr>
       <w:r>
@@ -1875,33 +1927,11 @@
       <w:pPr>
         <w:numPr>
           <w:ilvl w:val="1"/>
-          <w:numId w:val="1016"/>
+          <w:numId w:val="1019"/>
         </w:numPr>
       </w:pPr>
       <w:r>
         <w:t xml:space="preserve">Falso. Esta gráfica muestra un patrón creciente que no corresponde a las condiciones del problema.</w:t>
-      </w:r>
-    </w:p>
-    <w:p>
-      <w:pPr>
-        <w:numPr>
-          <w:ilvl w:val="1"/>
-          <w:numId w:val="1016"/>
-        </w:numPr>
-      </w:pPr>
-      <w:r>
-        <w:t xml:space="preserve">Verdadero. Esta gráfica representa correctamente las proporciones calculadas.</w:t>
-      </w:r>
-    </w:p>
-    <w:p>
-      <w:pPr>
-        <w:numPr>
-          <w:ilvl w:val="1"/>
-          <w:numId w:val="1016"/>
-        </w:numPr>
-      </w:pPr>
-      <w:r>
-        <w:t xml:space="preserve">Falso. Esta gráfica incorrectamente asigna pago extra también al sábado.</w:t>
       </w:r>
     </w:p>
     <w:p>
@@ -1922,25 +1952,25 @@
         <w:br/>
       </w:r>
       <w:r>
-        <w:t xml:space="preserve">En una complejo industrial, los empleados pueden trabajar cada semana en dos turnos: diurno y nocturno. Existen dos clasificaciones para los días de trabajo normales (de lunes a sábado) y dominicales. En el turno diurno del domingo se paga un 30% más que en el turno diurno de días normales. En el turno nocturno de un día cualquiera, la hora de trabajo se paga un 60% más que en el turno diurno de ese mismo día.</w:t>
-      </w:r>
-    </w:p>
-    <w:p>
-      <w:pPr>
-        <w:numPr>
-          <w:ilvl w:val="0"/>
-          <w:numId w:val="1000"/>
-        </w:numPr>
-      </w:pPr>
-      <w:r>
-        <w:t xml:space="preserve">Un técnico laboró durante una semana 9 horas diurnas cada día. ¿Cuál es la gráfica que representa correctamente la proporción de dinero recibido cada día de la semana?</w:t>
-      </w:r>
-    </w:p>
-    <w:p>
-      <w:pPr>
-        <w:numPr>
-          <w:ilvl w:val="1"/>
-          <w:numId w:val="1017"/>
+        <w:t xml:space="preserve">En una fábrica, los empleados pueden trabajar cada semana en dos turnos: diurno y nocturno. Existen dos clasificaciones para los días de trabajo normales (de lunes a sábado) y dominicales. En el turno diurno del domingo se paga un 25% más que en el turno diurno de días normales. En el turno nocturno de un día cualquiera, la hora de trabajo se paga un 40% más que en el turno diurno de ese mismo día.</w:t>
+      </w:r>
+    </w:p>
+    <w:p>
+      <w:pPr>
+        <w:numPr>
+          <w:ilvl w:val="0"/>
+          <w:numId w:val="1000"/>
+        </w:numPr>
+      </w:pPr>
+      <w:r>
+        <w:t xml:space="preserve">Un operario laboró durante una semana 8 horas diurnas cada día. ¿Cuál es la gráfica que representa correctamente la proporción de dinero recibido cada día de la semana?</w:t>
+      </w:r>
+    </w:p>
+    <w:p>
+      <w:pPr>
+        <w:numPr>
+          <w:ilvl w:val="1"/>
+          <w:numId w:val="1020"/>
         </w:numPr>
       </w:pPr>
       <w:r>
@@ -1953,7 +1983,7 @@
               <a:graphicData uri="http://schemas.openxmlformats.org/drawingml/2006/picture">
                 <pic:pic>
                   <pic:nvPicPr>
-                    <pic:cNvPr descr="media/supplements1/exercise4/opcion_b.png" id="73" name="Picture"/>
+                    <pic:cNvPr descr="media/supplements1/exercise4/opcion_c.png" id="73" name="Picture"/>
                     <pic:cNvPicPr>
                       <a:picLocks noChangeArrowheads="1" noChangeAspect="1"/>
                     </pic:cNvPicPr>
@@ -1990,7 +2020,7 @@
       <w:pPr>
         <w:numPr>
           <w:ilvl w:val="1"/>
-          <w:numId w:val="1017"/>
+          <w:numId w:val="1020"/>
         </w:numPr>
       </w:pPr>
       <w:r>
@@ -2003,7 +2033,7 @@
               <a:graphicData uri="http://schemas.openxmlformats.org/drawingml/2006/picture">
                 <pic:pic>
                   <pic:nvPicPr>
-                    <pic:cNvPr descr="media/supplements1/exercise4/opcion_c.png" id="76" name="Picture"/>
+                    <pic:cNvPr descr="media/supplements1/exercise4/opcion_b.png" id="76" name="Picture"/>
                     <pic:cNvPicPr>
                       <a:picLocks noChangeArrowheads="1" noChangeAspect="1"/>
                     </pic:cNvPicPr>
@@ -2040,7 +2070,7 @@
       <w:pPr>
         <w:numPr>
           <w:ilvl w:val="1"/>
-          <w:numId w:val="1017"/>
+          <w:numId w:val="1020"/>
         </w:numPr>
       </w:pPr>
       <w:r>
@@ -2053,7 +2083,7 @@
               <a:graphicData uri="http://schemas.openxmlformats.org/drawingml/2006/picture">
                 <pic:pic>
                   <pic:nvPicPr>
-                    <pic:cNvPr descr="media/supplements1/exercise4/opcion_d.png" id="79" name="Picture"/>
+                    <pic:cNvPr descr="media/supplements1/exercise4/opcion_a.png" id="79" name="Picture"/>
                     <pic:cNvPicPr>
                       <a:picLocks noChangeArrowheads="1" noChangeAspect="1"/>
                     </pic:cNvPicPr>
@@ -2090,7 +2120,7 @@
       <w:pPr>
         <w:numPr>
           <w:ilvl w:val="1"/>
-          <w:numId w:val="1017"/>
+          <w:numId w:val="1020"/>
         </w:numPr>
       </w:pPr>
       <w:r>
@@ -2103,7 +2133,7 @@
               <a:graphicData uri="http://schemas.openxmlformats.org/drawingml/2006/picture">
                 <pic:pic>
                   <pic:nvPicPr>
-                    <pic:cNvPr descr="media/supplements1/exercise4/opcion_a.png" id="82" name="Picture"/>
+                    <pic:cNvPr descr="media/supplements1/exercise4/opcion_d.png" id="82" name="Picture"/>
                     <pic:cNvPicPr>
                       <a:picLocks noChangeArrowheads="1" noChangeAspect="1"/>
                     </pic:cNvPicPr>
@@ -2165,7 +2195,7 @@
           <w:numId w:val="1000"/>
         </w:numPr>
       </w:pPr>
-      <w:bookmarkStart w:id="83" w:name="analisis-problema-7189"/>
+      <w:bookmarkStart w:id="83" w:name="analisis-problema-617"/>
       <w:r>
         <w:t xml:space="preserve">Análisis del problema</w:t>
       </w:r>
@@ -2190,7 +2220,7 @@
       <w:pPr>
         <w:numPr>
           <w:ilvl w:val="1"/>
-          <w:numId w:val="1018"/>
+          <w:numId w:val="1021"/>
         </w:numPr>
       </w:pPr>
       <w:r>
@@ -2201,22 +2231,22 @@
       <w:pPr>
         <w:numPr>
           <w:ilvl w:val="1"/>
-          <w:numId w:val="1018"/>
-        </w:numPr>
-      </w:pPr>
-      <w:r>
-        <w:t xml:space="preserve">Turno diurno domingo: pago base + 30%</w:t>
-      </w:r>
-    </w:p>
-    <w:p>
-      <w:pPr>
-        <w:numPr>
-          <w:ilvl w:val="1"/>
-          <w:numId w:val="1018"/>
-        </w:numPr>
-      </w:pPr>
-      <w:r>
-        <w:t xml:space="preserve">Turno nocturno cualquier día: pago diurno del día + 60%</w:t>
+          <w:numId w:val="1021"/>
+        </w:numPr>
+      </w:pPr>
+      <w:r>
+        <w:t xml:space="preserve">Turno diurno domingo: pago base + 25%</w:t>
+      </w:r>
+    </w:p>
+    <w:p>
+      <w:pPr>
+        <w:numPr>
+          <w:ilvl w:val="1"/>
+          <w:numId w:val="1021"/>
+        </w:numPr>
+      </w:pPr>
+      <w:r>
+        <w:t xml:space="preserve">Turno nocturno cualquier día: pago diurno del día + 40%</w:t>
       </w:r>
     </w:p>
     <w:p>
@@ -2238,18 +2268,18 @@
       <w:pPr>
         <w:numPr>
           <w:ilvl w:val="1"/>
-          <w:numId w:val="1019"/>
-        </w:numPr>
-      </w:pPr>
-      <w:r>
-        <w:t xml:space="preserve">Trabajó 9 horas diurnas cada día</w:t>
-      </w:r>
-    </w:p>
-    <w:p>
-      <w:pPr>
-        <w:numPr>
-          <w:ilvl w:val="1"/>
-          <w:numId w:val="1019"/>
+          <w:numId w:val="1022"/>
+        </w:numPr>
+      </w:pPr>
+      <w:r>
+        <w:t xml:space="preserve">Trabajó 8 horas diurnas cada día</w:t>
+      </w:r>
+    </w:p>
+    <w:p>
+      <w:pPr>
+        <w:numPr>
+          <w:ilvl w:val="1"/>
+          <w:numId w:val="1022"/>
         </w:numPr>
       </w:pPr>
       <w:r>
@@ -2264,7 +2294,7 @@
           <w:numId w:val="1000"/>
         </w:numPr>
       </w:pPr>
-      <w:bookmarkStart w:id="84" w:name="calculo-proporciones-468"/>
+      <w:bookmarkStart w:id="84" w:name="calculo-proporciones-8718"/>
       <w:r>
         <w:t xml:space="preserve">Cálculo de proporciones</w:t>
       </w:r>
@@ -2300,7 +2330,7 @@
       <w:pPr>
         <w:numPr>
           <w:ilvl w:val="1"/>
-          <w:numId w:val="1020"/>
+          <w:numId w:val="1023"/>
         </w:numPr>
       </w:pPr>
       <w:r>
@@ -2311,11 +2341,11 @@
       <w:pPr>
         <w:numPr>
           <w:ilvl w:val="1"/>
-          <w:numId w:val="1020"/>
-        </w:numPr>
-      </w:pPr>
-      <w:r>
-        <w:t xml:space="preserve">Domingo: 1 + 30% = 1.3 unidades</w:t>
+          <w:numId w:val="1023"/>
+        </w:numPr>
+      </w:pPr>
+      <w:r>
+        <w:t xml:space="preserve">Domingo: 1 + 25% = 1.25 unidades</w:t>
       </w:r>
     </w:p>
     <w:p>
@@ -2336,7 +2366,7 @@
         <w:t xml:space="preserve"> </w:t>
       </w:r>
       <w:r>
-        <w:t xml:space="preserve">7.3 unidades</w:t>
+        <w:t xml:space="preserve">7.25 unidades</w:t>
       </w:r>
     </w:p>
     <w:p>
@@ -2357,43 +2387,43 @@
         <w:t xml:space="preserve"> </w:t>
       </w:r>
       <w:r>
-        <w:t xml:space="preserve">- Lunes: 13.7%</w:t>
+        <w:t xml:space="preserve">- Lunes: 13.8%</w:t>
       </w:r>
       <w:r>
         <w:t xml:space="preserve"> </w:t>
       </w:r>
       <w:r>
-        <w:t xml:space="preserve">- Martes: 13.7%</w:t>
+        <w:t xml:space="preserve">- Martes: 13.8%</w:t>
       </w:r>
       <w:r>
         <w:t xml:space="preserve"> </w:t>
       </w:r>
       <w:r>
-        <w:t xml:space="preserve">- Miércoles: 13.7%</w:t>
+        <w:t xml:space="preserve">- Miércoles: 13.8%</w:t>
       </w:r>
       <w:r>
         <w:t xml:space="preserve"> </w:t>
       </w:r>
       <w:r>
-        <w:t xml:space="preserve">- Jueves: 13.7%</w:t>
+        <w:t xml:space="preserve">- Jueves: 13.8%</w:t>
       </w:r>
       <w:r>
         <w:t xml:space="preserve"> </w:t>
       </w:r>
       <w:r>
-        <w:t xml:space="preserve">- Viernes: 13.7%</w:t>
+        <w:t xml:space="preserve">- Viernes: 13.8%</w:t>
       </w:r>
       <w:r>
         <w:t xml:space="preserve"> </w:t>
       </w:r>
       <w:r>
-        <w:t xml:space="preserve">- Sábado: 13.7%</w:t>
+        <w:t xml:space="preserve">- Sábado: 13.8%</w:t>
       </w:r>
       <w:r>
         <w:t xml:space="preserve"> </w:t>
       </w:r>
       <w:r>
-        <w:t xml:space="preserve">- Domingo: 17.8%</w:t>
+        <w:t xml:space="preserve">- Domingo: 17.2%</w:t>
       </w:r>
     </w:p>
     <w:p>
@@ -2404,7 +2434,7 @@
           <w:numId w:val="1000"/>
         </w:numPr>
       </w:pPr>
-      <w:bookmarkStart w:id="85" w:name="grafica-correcta-8653"/>
+      <w:bookmarkStart w:id="85" w:name="grafica-correcta-4265"/>
       <w:r>
         <w:t xml:space="preserve">Gráfica correcta</w:t>
       </w:r>
@@ -2433,7 +2463,7 @@
                     </pic:cNvPicPr>
                   </pic:nvPicPr>
                   <pic:blipFill>
-                    <a:blip r:embed="rId80"/>
+                    <a:blip r:embed="rId77"/>
                     <a:stretch>
                       <a:fillRect/>
                     </a:stretch>
@@ -2470,24 +2500,45 @@
       <w:r>
         <w:t xml:space="preserve">La gráfica correcta debe mostrar:</w:t>
       </w:r>
-      <w:r>
-        <w:t xml:space="preserve"> </w:t>
-      </w:r>
-      <w:r>
-        <w:t xml:space="preserve">- Lunes a Sábado: barras de igual altura (misma proporción aprox. 13.7%)</w:t>
-      </w:r>
-      <w:r>
-        <w:t xml:space="preserve"> </w:t>
-      </w:r>
-      <w:r>
-        <w:t xml:space="preserve">- Domingo: barra más alta (proporción aprox. 17.8%)</w:t>
-      </w:r>
-    </w:p>
-    <w:p>
-      <w:pPr>
-        <w:numPr>
-          <w:ilvl w:val="1"/>
-          <w:numId w:val="1021"/>
+    </w:p>
+    <w:p>
+      <w:pPr>
+        <w:numPr>
+          <w:ilvl w:val="1"/>
+          <w:numId w:val="1024"/>
+        </w:numPr>
+      </w:pPr>
+      <w:r>
+        <w:t xml:space="preserve">Lunes a Sábado: barras de igual altura (misma proporción aprox. 13.8%)</w:t>
+      </w:r>
+    </w:p>
+    <w:p>
+      <w:pPr>
+        <w:numPr>
+          <w:ilvl w:val="1"/>
+          <w:numId w:val="1024"/>
+        </w:numPr>
+      </w:pPr>
+      <w:r>
+        <w:t xml:space="preserve">Domingo: barra más alta (proporción aprox. 17.2%)</w:t>
+      </w:r>
+    </w:p>
+    <w:p>
+      <w:pPr>
+        <w:numPr>
+          <w:ilvl w:val="1"/>
+          <w:numId w:val="1025"/>
+        </w:numPr>
+      </w:pPr>
+      <w:r>
+        <w:t xml:space="preserve">Falso. Esta gráfica incorrectamente asigna pago extra también al sábado.</w:t>
+      </w:r>
+    </w:p>
+    <w:p>
+      <w:pPr>
+        <w:numPr>
+          <w:ilvl w:val="1"/>
+          <w:numId w:val="1025"/>
         </w:numPr>
       </w:pPr>
       <w:r>
@@ -2498,33 +2549,22 @@
       <w:pPr>
         <w:numPr>
           <w:ilvl w:val="1"/>
-          <w:numId w:val="1021"/>
-        </w:numPr>
-      </w:pPr>
-      <w:r>
-        <w:t xml:space="preserve">Falso. Esta gráfica incorrectamente asigna pago extra también al sábado.</w:t>
-      </w:r>
-    </w:p>
-    <w:p>
-      <w:pPr>
-        <w:numPr>
-          <w:ilvl w:val="1"/>
-          <w:numId w:val="1021"/>
+          <w:numId w:val="1025"/>
+        </w:numPr>
+      </w:pPr>
+      <w:r>
+        <w:t xml:space="preserve">Verdadero. Esta gráfica representa correctamente las proporciones calculadas.</w:t>
+      </w:r>
+    </w:p>
+    <w:p>
+      <w:pPr>
+        <w:numPr>
+          <w:ilvl w:val="1"/>
+          <w:numId w:val="1025"/>
         </w:numPr>
       </w:pPr>
       <w:r>
         <w:t xml:space="preserve">Falso. Esta gráfica muestra un patrón creciente que no corresponde a las condiciones del problema.</w:t>
-      </w:r>
-    </w:p>
-    <w:p>
-      <w:pPr>
-        <w:numPr>
-          <w:ilvl w:val="1"/>
-          <w:numId w:val="1021"/>
-        </w:numPr>
-      </w:pPr>
-      <w:r>
-        <w:t xml:space="preserve">Verdadero. Esta gráfica representa correctamente las proporciones calculadas.</w:t>
       </w:r>
     </w:p>
     <w:p>
@@ -2545,25 +2585,25 @@
         <w:br/>
       </w:r>
       <w:r>
-        <w:t xml:space="preserve">En una complejo industrial, los empleados pueden trabajar cada semana en dos turnos: diurno y nocturno. Existen dos clasificaciones para los días de trabajo normales (de lunes a sábado) y dominicales. En el turno diurno del domingo se paga un 15% más que en el turno diurno de días normales. En el turno nocturno de un día cualquiera, la hora de trabajo se paga un 70% más que en el turno diurno de ese mismo día.</w:t>
-      </w:r>
-    </w:p>
-    <w:p>
-      <w:pPr>
-        <w:numPr>
-          <w:ilvl w:val="0"/>
-          <w:numId w:val="1000"/>
-        </w:numPr>
-      </w:pPr>
-      <w:r>
-        <w:t xml:space="preserve">Un trabajador laboró durante una semana 8 horas diurnas cada día. ¿Cuál es la gráfica que representa correctamente la proporción de dinero recibido cada día de la semana?</w:t>
-      </w:r>
-    </w:p>
-    <w:p>
-      <w:pPr>
-        <w:numPr>
-          <w:ilvl w:val="1"/>
-          <w:numId w:val="1022"/>
+        <w:t xml:space="preserve">En una centro de producción, los empleados pueden trabajar cada semana en dos turnos: diurno y nocturno. Existen dos clasificaciones para los días de trabajo normales (de lunes a sábado) y dominicales. En el turno diurno del domingo se paga un 30% más que en el turno diurno de días normales. En el turno nocturno de un día cualquiera, la hora de trabajo se paga un 50% más que en el turno diurno de ese mismo día.</w:t>
+      </w:r>
+    </w:p>
+    <w:p>
+      <w:pPr>
+        <w:numPr>
+          <w:ilvl w:val="0"/>
+          <w:numId w:val="1000"/>
+        </w:numPr>
+      </w:pPr>
+      <w:r>
+        <w:t xml:space="preserve">Un técnico laboró durante una semana 7 horas diurnas cada día. ¿Cuál es la gráfica que representa correctamente la proporción de dinero recibido cada día de la semana?</w:t>
+      </w:r>
+    </w:p>
+    <w:p>
+      <w:pPr>
+        <w:numPr>
+          <w:ilvl w:val="1"/>
+          <w:numId w:val="1026"/>
         </w:numPr>
       </w:pPr>
       <w:r>
@@ -2576,7 +2616,7 @@
               <a:graphicData uri="http://schemas.openxmlformats.org/drawingml/2006/picture">
                 <pic:pic>
                   <pic:nvPicPr>
-                    <pic:cNvPr descr="media/supplements1/exercise5/opcion_a.png" id="90" name="Picture"/>
+                    <pic:cNvPr descr="media/supplements1/exercise5/opcion_b.png" id="90" name="Picture"/>
                     <pic:cNvPicPr>
                       <a:picLocks noChangeArrowheads="1" noChangeAspect="1"/>
                     </pic:cNvPicPr>
@@ -2613,7 +2653,7 @@
       <w:pPr>
         <w:numPr>
           <w:ilvl w:val="1"/>
-          <w:numId w:val="1022"/>
+          <w:numId w:val="1026"/>
         </w:numPr>
       </w:pPr>
       <w:r>
@@ -2626,7 +2666,7 @@
               <a:graphicData uri="http://schemas.openxmlformats.org/drawingml/2006/picture">
                 <pic:pic>
                   <pic:nvPicPr>
-                    <pic:cNvPr descr="media/supplements1/exercise5/opcion_b.png" id="93" name="Picture"/>
+                    <pic:cNvPr descr="media/supplements1/exercise5/opcion_d.png" id="93" name="Picture"/>
                     <pic:cNvPicPr>
                       <a:picLocks noChangeArrowheads="1" noChangeAspect="1"/>
                     </pic:cNvPicPr>
@@ -2663,7 +2703,7 @@
       <w:pPr>
         <w:numPr>
           <w:ilvl w:val="1"/>
-          <w:numId w:val="1022"/>
+          <w:numId w:val="1026"/>
         </w:numPr>
       </w:pPr>
       <w:r>
@@ -2676,7 +2716,7 @@
               <a:graphicData uri="http://schemas.openxmlformats.org/drawingml/2006/picture">
                 <pic:pic>
                   <pic:nvPicPr>
-                    <pic:cNvPr descr="media/supplements1/exercise5/opcion_d.png" id="96" name="Picture"/>
+                    <pic:cNvPr descr="media/supplements1/exercise5/opcion_c.png" id="96" name="Picture"/>
                     <pic:cNvPicPr>
                       <a:picLocks noChangeArrowheads="1" noChangeAspect="1"/>
                     </pic:cNvPicPr>
@@ -2713,7 +2753,7 @@
       <w:pPr>
         <w:numPr>
           <w:ilvl w:val="1"/>
-          <w:numId w:val="1022"/>
+          <w:numId w:val="1026"/>
         </w:numPr>
       </w:pPr>
       <w:r>
@@ -2726,7 +2766,7 @@
               <a:graphicData uri="http://schemas.openxmlformats.org/drawingml/2006/picture">
                 <pic:pic>
                   <pic:nvPicPr>
-                    <pic:cNvPr descr="media/supplements1/exercise5/opcion_c.png" id="99" name="Picture"/>
+                    <pic:cNvPr descr="media/supplements1/exercise5/opcion_a.png" id="99" name="Picture"/>
                     <pic:cNvPicPr>
                       <a:picLocks noChangeArrowheads="1" noChangeAspect="1"/>
                     </pic:cNvPicPr>
@@ -2788,7 +2828,7 @@
           <w:numId w:val="1000"/>
         </w:numPr>
       </w:pPr>
-      <w:bookmarkStart w:id="100" w:name="analisis-problema-9881"/>
+      <w:bookmarkStart w:id="100" w:name="analisis-problema-3344"/>
       <w:r>
         <w:t xml:space="preserve">Análisis del problema</w:t>
       </w:r>
@@ -2813,7 +2853,7 @@
       <w:pPr>
         <w:numPr>
           <w:ilvl w:val="1"/>
-          <w:numId w:val="1023"/>
+          <w:numId w:val="1027"/>
         </w:numPr>
       </w:pPr>
       <w:r>
@@ -2824,22 +2864,22 @@
       <w:pPr>
         <w:numPr>
           <w:ilvl w:val="1"/>
-          <w:numId w:val="1023"/>
-        </w:numPr>
-      </w:pPr>
-      <w:r>
-        <w:t xml:space="preserve">Turno diurno domingo: pago base + 15%</w:t>
-      </w:r>
-    </w:p>
-    <w:p>
-      <w:pPr>
-        <w:numPr>
-          <w:ilvl w:val="1"/>
-          <w:numId w:val="1023"/>
-        </w:numPr>
-      </w:pPr>
-      <w:r>
-        <w:t xml:space="preserve">Turno nocturno cualquier día: pago diurno del día + 70%</w:t>
+          <w:numId w:val="1027"/>
+        </w:numPr>
+      </w:pPr>
+      <w:r>
+        <w:t xml:space="preserve">Turno diurno domingo: pago base + 30%</w:t>
+      </w:r>
+    </w:p>
+    <w:p>
+      <w:pPr>
+        <w:numPr>
+          <w:ilvl w:val="1"/>
+          <w:numId w:val="1027"/>
+        </w:numPr>
+      </w:pPr>
+      <w:r>
+        <w:t xml:space="preserve">Turno nocturno cualquier día: pago diurno del día + 50%</w:t>
       </w:r>
     </w:p>
     <w:p>
@@ -2861,18 +2901,18 @@
       <w:pPr>
         <w:numPr>
           <w:ilvl w:val="1"/>
-          <w:numId w:val="1024"/>
-        </w:numPr>
-      </w:pPr>
-      <w:r>
-        <w:t xml:space="preserve">Trabajó 8 horas diurnas cada día</w:t>
-      </w:r>
-    </w:p>
-    <w:p>
-      <w:pPr>
-        <w:numPr>
-          <w:ilvl w:val="1"/>
-          <w:numId w:val="1024"/>
+          <w:numId w:val="1028"/>
+        </w:numPr>
+      </w:pPr>
+      <w:r>
+        <w:t xml:space="preserve">Trabajó 7 horas diurnas cada día</w:t>
+      </w:r>
+    </w:p>
+    <w:p>
+      <w:pPr>
+        <w:numPr>
+          <w:ilvl w:val="1"/>
+          <w:numId w:val="1028"/>
         </w:numPr>
       </w:pPr>
       <w:r>
@@ -2887,7 +2927,7 @@
           <w:numId w:val="1000"/>
         </w:numPr>
       </w:pPr>
-      <w:bookmarkStart w:id="101" w:name="calculo-proporciones-9444"/>
+      <w:bookmarkStart w:id="101" w:name="calculo-proporciones-8596"/>
       <w:r>
         <w:t xml:space="preserve">Cálculo de proporciones</w:t>
       </w:r>
@@ -2923,7 +2963,7 @@
       <w:pPr>
         <w:numPr>
           <w:ilvl w:val="1"/>
-          <w:numId w:val="1025"/>
+          <w:numId w:val="1029"/>
         </w:numPr>
       </w:pPr>
       <w:r>
@@ -2934,11 +2974,11 @@
       <w:pPr>
         <w:numPr>
           <w:ilvl w:val="1"/>
-          <w:numId w:val="1025"/>
-        </w:numPr>
-      </w:pPr>
-      <w:r>
-        <w:t xml:space="preserve">Domingo: 1 + 15% = 1.15 unidades</w:t>
+          <w:numId w:val="1029"/>
+        </w:numPr>
+      </w:pPr>
+      <w:r>
+        <w:t xml:space="preserve">Domingo: 1 + 30% = 1.3 unidades</w:t>
       </w:r>
     </w:p>
     <w:p>
@@ -2959,7 +2999,7 @@
         <w:t xml:space="preserve"> </w:t>
       </w:r>
       <w:r>
-        <w:t xml:space="preserve">7.15 unidades</w:t>
+        <w:t xml:space="preserve">7.3 unidades</w:t>
       </w:r>
     </w:p>
     <w:p>
@@ -2980,43 +3020,43 @@
         <w:t xml:space="preserve"> </w:t>
       </w:r>
       <w:r>
-        <w:t xml:space="preserve">- Lunes: 14%</w:t>
+        <w:t xml:space="preserve">- Lunes: 13.7%</w:t>
       </w:r>
       <w:r>
         <w:t xml:space="preserve"> </w:t>
       </w:r>
       <w:r>
-        <w:t xml:space="preserve">- Martes: 14%</w:t>
+        <w:t xml:space="preserve">- Martes: 13.7%</w:t>
       </w:r>
       <w:r>
         <w:t xml:space="preserve"> </w:t>
       </w:r>
       <w:r>
-        <w:t xml:space="preserve">- Miércoles: 14%</w:t>
+        <w:t xml:space="preserve">- Miércoles: 13.7%</w:t>
       </w:r>
       <w:r>
         <w:t xml:space="preserve"> </w:t>
       </w:r>
       <w:r>
-        <w:t xml:space="preserve">- Jueves: 14%</w:t>
+        <w:t xml:space="preserve">- Jueves: 13.7%</w:t>
       </w:r>
       <w:r>
         <w:t xml:space="preserve"> </w:t>
       </w:r>
       <w:r>
-        <w:t xml:space="preserve">- Viernes: 14%</w:t>
+        <w:t xml:space="preserve">- Viernes: 13.7%</w:t>
       </w:r>
       <w:r>
         <w:t xml:space="preserve"> </w:t>
       </w:r>
       <w:r>
-        <w:t xml:space="preserve">- Sábado: 14%</w:t>
+        <w:t xml:space="preserve">- Sábado: 13.7%</w:t>
       </w:r>
       <w:r>
         <w:t xml:space="preserve"> </w:t>
       </w:r>
       <w:r>
-        <w:t xml:space="preserve">- Domingo: 16.1%</w:t>
+        <w:t xml:space="preserve">- Domingo: 17.8%</w:t>
       </w:r>
     </w:p>
     <w:p>
@@ -3027,7 +3067,7 @@
           <w:numId w:val="1000"/>
         </w:numPr>
       </w:pPr>
-      <w:bookmarkStart w:id="102" w:name="grafica-correcta-6397"/>
+      <w:bookmarkStart w:id="102" w:name="grafica-correcta-9785"/>
       <w:r>
         <w:t xml:space="preserve">Gráfica correcta</w:t>
       </w:r>
@@ -3056,7 +3096,7 @@
                     </pic:cNvPicPr>
                   </pic:nvPicPr>
                   <pic:blipFill>
-                    <a:blip r:embed="rId88"/>
+                    <a:blip r:embed="rId97"/>
                     <a:stretch>
                       <a:fillRect/>
                     </a:stretch>
@@ -3093,61 +3133,71 @@
       <w:r>
         <w:t xml:space="preserve">La gráfica correcta debe mostrar:</w:t>
       </w:r>
-      <w:r>
-        <w:t xml:space="preserve"> </w:t>
-      </w:r>
-      <w:r>
-        <w:t xml:space="preserve">- Lunes a Sábado: barras de igual altura (misma proporción aprox. 14%)</w:t>
-      </w:r>
-      <w:r>
-        <w:t xml:space="preserve"> </w:t>
-      </w:r>
-      <w:r>
-        <w:t xml:space="preserve">- Domingo: barra más alta (proporción aprox. 16.1%)</w:t>
-      </w:r>
-    </w:p>
-    <w:p>
-      <w:pPr>
-        <w:numPr>
-          <w:ilvl w:val="1"/>
-          <w:numId w:val="1026"/>
+    </w:p>
+    <w:p>
+      <w:pPr>
+        <w:numPr>
+          <w:ilvl w:val="1"/>
+          <w:numId w:val="1030"/>
+        </w:numPr>
+      </w:pPr>
+      <w:r>
+        <w:t xml:space="preserve">Lunes a Sábado: barras de igual altura (misma proporción aprox. 13.7%)</w:t>
+      </w:r>
+    </w:p>
+    <w:p>
+      <w:pPr>
+        <w:numPr>
+          <w:ilvl w:val="1"/>
+          <w:numId w:val="1030"/>
+        </w:numPr>
+      </w:pPr>
+      <w:r>
+        <w:t xml:space="preserve">Domingo: barra más alta (proporción aprox. 17.8%)</w:t>
+      </w:r>
+    </w:p>
+    <w:p>
+      <w:pPr>
+        <w:numPr>
+          <w:ilvl w:val="1"/>
+          <w:numId w:val="1031"/>
+        </w:numPr>
+      </w:pPr>
+      <w:r>
+        <w:t xml:space="preserve">Falso. Esta gráfica muestra todos los días con la misma proporción, ignorando el pago extra del domingo.</w:t>
+      </w:r>
+    </w:p>
+    <w:p>
+      <w:pPr>
+        <w:numPr>
+          <w:ilvl w:val="1"/>
+          <w:numId w:val="1031"/>
+        </w:numPr>
+      </w:pPr>
+      <w:r>
+        <w:t xml:space="preserve">Falso. Esta gráfica muestra un patrón creciente que no corresponde a las condiciones del problema.</w:t>
+      </w:r>
+    </w:p>
+    <w:p>
+      <w:pPr>
+        <w:numPr>
+          <w:ilvl w:val="1"/>
+          <w:numId w:val="1031"/>
+        </w:numPr>
+      </w:pPr>
+      <w:r>
+        <w:t xml:space="preserve">Falso. Esta gráfica incorrectamente asigna pago extra también al sábado.</w:t>
+      </w:r>
+    </w:p>
+    <w:p>
+      <w:pPr>
+        <w:numPr>
+          <w:ilvl w:val="1"/>
+          <w:numId w:val="1031"/>
         </w:numPr>
       </w:pPr>
       <w:r>
         <w:t xml:space="preserve">Verdadero. Esta gráfica representa correctamente las proporciones calculadas.</w:t>
-      </w:r>
-    </w:p>
-    <w:p>
-      <w:pPr>
-        <w:numPr>
-          <w:ilvl w:val="1"/>
-          <w:numId w:val="1026"/>
-        </w:numPr>
-      </w:pPr>
-      <w:r>
-        <w:t xml:space="preserve">Falso. Esta gráfica muestra todos los días con la misma proporción, ignorando el pago extra del domingo.</w:t>
-      </w:r>
-    </w:p>
-    <w:p>
-      <w:pPr>
-        <w:numPr>
-          <w:ilvl w:val="1"/>
-          <w:numId w:val="1026"/>
-        </w:numPr>
-      </w:pPr>
-      <w:r>
-        <w:t xml:space="preserve">Falso. Esta gráfica muestra un patrón creciente que no corresponde a las condiciones del problema.</w:t>
-      </w:r>
-    </w:p>
-    <w:p>
-      <w:pPr>
-        <w:numPr>
-          <w:ilvl w:val="1"/>
-          <w:numId w:val="1026"/>
-        </w:numPr>
-      </w:pPr>
-      <w:r>
-        <w:t xml:space="preserve">Falso. Esta gráfica incorrectamente asigna pago extra también al sábado.</w:t>
       </w:r>
     </w:p>
     <w:bookmarkEnd w:id="105"/>
@@ -3518,34 +3568,7 @@
     <w:abstractNumId w:val="991"/>
   </w:num>
   <w:num w:numId="1006">
-    <w:abstractNumId w:val="99201"/>
-    <w:lvlOverride w:ilvl="0">
-      <w:startOverride w:val="1"/>
-    </w:lvlOverride>
-    <w:lvlOverride w:ilvl="1">
-      <w:startOverride w:val="1"/>
-    </w:lvlOverride>
-    <w:lvlOverride w:ilvl="2">
-      <w:startOverride w:val="1"/>
-    </w:lvlOverride>
-    <w:lvlOverride w:ilvl="3">
-      <w:startOverride w:val="1"/>
-    </w:lvlOverride>
-    <w:lvlOverride w:ilvl="4">
-      <w:startOverride w:val="1"/>
-    </w:lvlOverride>
-    <w:lvlOverride w:ilvl="5">
-      <w:startOverride w:val="1"/>
-    </w:lvlOverride>
-    <w:lvlOverride w:ilvl="6">
-      <w:startOverride w:val="1"/>
-    </w:lvlOverride>
-    <w:lvlOverride w:ilvl="7">
-      <w:startOverride w:val="1"/>
-    </w:lvlOverride>
-    <w:lvlOverride w:ilvl="8">
-      <w:startOverride w:val="1"/>
-    </w:lvlOverride>
+    <w:abstractNumId w:val="991"/>
   </w:num>
   <w:num w:numId="1007">
     <w:abstractNumId w:val="99201"/>
@@ -3578,7 +3601,34 @@
     </w:lvlOverride>
   </w:num>
   <w:num w:numId="1008">
-    <w:abstractNumId w:val="991"/>
+    <w:abstractNumId w:val="99201"/>
+    <w:lvlOverride w:ilvl="0">
+      <w:startOverride w:val="1"/>
+    </w:lvlOverride>
+    <w:lvlOverride w:ilvl="1">
+      <w:startOverride w:val="1"/>
+    </w:lvlOverride>
+    <w:lvlOverride w:ilvl="2">
+      <w:startOverride w:val="1"/>
+    </w:lvlOverride>
+    <w:lvlOverride w:ilvl="3">
+      <w:startOverride w:val="1"/>
+    </w:lvlOverride>
+    <w:lvlOverride w:ilvl="4">
+      <w:startOverride w:val="1"/>
+    </w:lvlOverride>
+    <w:lvlOverride w:ilvl="5">
+      <w:startOverride w:val="1"/>
+    </w:lvlOverride>
+    <w:lvlOverride w:ilvl="6">
+      <w:startOverride w:val="1"/>
+    </w:lvlOverride>
+    <w:lvlOverride w:ilvl="7">
+      <w:startOverride w:val="1"/>
+    </w:lvlOverride>
+    <w:lvlOverride w:ilvl="8">
+      <w:startOverride w:val="1"/>
+    </w:lvlOverride>
   </w:num>
   <w:num w:numId="1009">
     <w:abstractNumId w:val="991"/>
@@ -3587,6 +3637,12 @@
     <w:abstractNumId w:val="991"/>
   </w:num>
   <w:num w:numId="1011">
+    <w:abstractNumId w:val="991"/>
+  </w:num>
+  <w:num w:numId="1012">
+    <w:abstractNumId w:val="991"/>
+  </w:num>
+  <w:num w:numId="1013">
     <w:abstractNumId w:val="99201"/>
     <w:lvlOverride w:ilvl="0">
       <w:startOverride w:val="1"/>
@@ -3616,7 +3672,7 @@
       <w:startOverride w:val="1"/>
     </w:lvlOverride>
   </w:num>
-  <w:num w:numId="1012">
+  <w:num w:numId="1014">
     <w:abstractNumId w:val="99201"/>
     <w:lvlOverride w:ilvl="0">
       <w:startOverride w:val="1"/>
@@ -3645,144 +3701,84 @@
     <w:lvlOverride w:ilvl="8">
       <w:startOverride w:val="1"/>
     </w:lvlOverride>
-  </w:num>
-  <w:num w:numId="1013">
-    <w:abstractNumId w:val="991"/>
-  </w:num>
-  <w:num w:numId="1014">
-    <w:abstractNumId w:val="991"/>
   </w:num>
   <w:num w:numId="1015">
     <w:abstractNumId w:val="991"/>
   </w:num>
   <w:num w:numId="1016">
-    <w:abstractNumId w:val="99201"/>
-    <w:lvlOverride w:ilvl="0">
-      <w:startOverride w:val="1"/>
-    </w:lvlOverride>
-    <w:lvlOverride w:ilvl="1">
-      <w:startOverride w:val="1"/>
-    </w:lvlOverride>
-    <w:lvlOverride w:ilvl="2">
-      <w:startOverride w:val="1"/>
-    </w:lvlOverride>
-    <w:lvlOverride w:ilvl="3">
-      <w:startOverride w:val="1"/>
-    </w:lvlOverride>
-    <w:lvlOverride w:ilvl="4">
-      <w:startOverride w:val="1"/>
-    </w:lvlOverride>
-    <w:lvlOverride w:ilvl="5">
-      <w:startOverride w:val="1"/>
-    </w:lvlOverride>
-    <w:lvlOverride w:ilvl="6">
-      <w:startOverride w:val="1"/>
-    </w:lvlOverride>
-    <w:lvlOverride w:ilvl="7">
-      <w:startOverride w:val="1"/>
-    </w:lvlOverride>
-    <w:lvlOverride w:ilvl="8">
-      <w:startOverride w:val="1"/>
-    </w:lvlOverride>
+    <w:abstractNumId w:val="991"/>
   </w:num>
   <w:num w:numId="1017">
-    <w:abstractNumId w:val="99201"/>
-    <w:lvlOverride w:ilvl="0">
-      <w:startOverride w:val="1"/>
-    </w:lvlOverride>
-    <w:lvlOverride w:ilvl="1">
-      <w:startOverride w:val="1"/>
-    </w:lvlOverride>
-    <w:lvlOverride w:ilvl="2">
-      <w:startOverride w:val="1"/>
-    </w:lvlOverride>
-    <w:lvlOverride w:ilvl="3">
-      <w:startOverride w:val="1"/>
-    </w:lvlOverride>
-    <w:lvlOverride w:ilvl="4">
-      <w:startOverride w:val="1"/>
-    </w:lvlOverride>
-    <w:lvlOverride w:ilvl="5">
-      <w:startOverride w:val="1"/>
-    </w:lvlOverride>
-    <w:lvlOverride w:ilvl="6">
-      <w:startOverride w:val="1"/>
-    </w:lvlOverride>
-    <w:lvlOverride w:ilvl="7">
-      <w:startOverride w:val="1"/>
-    </w:lvlOverride>
-    <w:lvlOverride w:ilvl="8">
-      <w:startOverride w:val="1"/>
-    </w:lvlOverride>
+    <w:abstractNumId w:val="991"/>
   </w:num>
   <w:num w:numId="1018">
     <w:abstractNumId w:val="991"/>
   </w:num>
   <w:num w:numId="1019">
+    <w:abstractNumId w:val="99201"/>
+    <w:lvlOverride w:ilvl="0">
+      <w:startOverride w:val="1"/>
+    </w:lvlOverride>
+    <w:lvlOverride w:ilvl="1">
+      <w:startOverride w:val="1"/>
+    </w:lvlOverride>
+    <w:lvlOverride w:ilvl="2">
+      <w:startOverride w:val="1"/>
+    </w:lvlOverride>
+    <w:lvlOverride w:ilvl="3">
+      <w:startOverride w:val="1"/>
+    </w:lvlOverride>
+    <w:lvlOverride w:ilvl="4">
+      <w:startOverride w:val="1"/>
+    </w:lvlOverride>
+    <w:lvlOverride w:ilvl="5">
+      <w:startOverride w:val="1"/>
+    </w:lvlOverride>
+    <w:lvlOverride w:ilvl="6">
+      <w:startOverride w:val="1"/>
+    </w:lvlOverride>
+    <w:lvlOverride w:ilvl="7">
+      <w:startOverride w:val="1"/>
+    </w:lvlOverride>
+    <w:lvlOverride w:ilvl="8">
+      <w:startOverride w:val="1"/>
+    </w:lvlOverride>
+  </w:num>
+  <w:num w:numId="1020">
+    <w:abstractNumId w:val="99201"/>
+    <w:lvlOverride w:ilvl="0">
+      <w:startOverride w:val="1"/>
+    </w:lvlOverride>
+    <w:lvlOverride w:ilvl="1">
+      <w:startOverride w:val="1"/>
+    </w:lvlOverride>
+    <w:lvlOverride w:ilvl="2">
+      <w:startOverride w:val="1"/>
+    </w:lvlOverride>
+    <w:lvlOverride w:ilvl="3">
+      <w:startOverride w:val="1"/>
+    </w:lvlOverride>
+    <w:lvlOverride w:ilvl="4">
+      <w:startOverride w:val="1"/>
+    </w:lvlOverride>
+    <w:lvlOverride w:ilvl="5">
+      <w:startOverride w:val="1"/>
+    </w:lvlOverride>
+    <w:lvlOverride w:ilvl="6">
+      <w:startOverride w:val="1"/>
+    </w:lvlOverride>
+    <w:lvlOverride w:ilvl="7">
+      <w:startOverride w:val="1"/>
+    </w:lvlOverride>
+    <w:lvlOverride w:ilvl="8">
+      <w:startOverride w:val="1"/>
+    </w:lvlOverride>
+  </w:num>
+  <w:num w:numId="1021">
     <w:abstractNumId w:val="991"/>
   </w:num>
-  <w:num w:numId="1020">
+  <w:num w:numId="1022">
     <w:abstractNumId w:val="991"/>
-  </w:num>
-  <w:num w:numId="1021">
-    <w:abstractNumId w:val="99201"/>
-    <w:lvlOverride w:ilvl="0">
-      <w:startOverride w:val="1"/>
-    </w:lvlOverride>
-    <w:lvlOverride w:ilvl="1">
-      <w:startOverride w:val="1"/>
-    </w:lvlOverride>
-    <w:lvlOverride w:ilvl="2">
-      <w:startOverride w:val="1"/>
-    </w:lvlOverride>
-    <w:lvlOverride w:ilvl="3">
-      <w:startOverride w:val="1"/>
-    </w:lvlOverride>
-    <w:lvlOverride w:ilvl="4">
-      <w:startOverride w:val="1"/>
-    </w:lvlOverride>
-    <w:lvlOverride w:ilvl="5">
-      <w:startOverride w:val="1"/>
-    </w:lvlOverride>
-    <w:lvlOverride w:ilvl="6">
-      <w:startOverride w:val="1"/>
-    </w:lvlOverride>
-    <w:lvlOverride w:ilvl="7">
-      <w:startOverride w:val="1"/>
-    </w:lvlOverride>
-    <w:lvlOverride w:ilvl="8">
-      <w:startOverride w:val="1"/>
-    </w:lvlOverride>
-  </w:num>
-  <w:num w:numId="1022">
-    <w:abstractNumId w:val="99201"/>
-    <w:lvlOverride w:ilvl="0">
-      <w:startOverride w:val="1"/>
-    </w:lvlOverride>
-    <w:lvlOverride w:ilvl="1">
-      <w:startOverride w:val="1"/>
-    </w:lvlOverride>
-    <w:lvlOverride w:ilvl="2">
-      <w:startOverride w:val="1"/>
-    </w:lvlOverride>
-    <w:lvlOverride w:ilvl="3">
-      <w:startOverride w:val="1"/>
-    </w:lvlOverride>
-    <w:lvlOverride w:ilvl="4">
-      <w:startOverride w:val="1"/>
-    </w:lvlOverride>
-    <w:lvlOverride w:ilvl="5">
-      <w:startOverride w:val="1"/>
-    </w:lvlOverride>
-    <w:lvlOverride w:ilvl="6">
-      <w:startOverride w:val="1"/>
-    </w:lvlOverride>
-    <w:lvlOverride w:ilvl="7">
-      <w:startOverride w:val="1"/>
-    </w:lvlOverride>
-    <w:lvlOverride w:ilvl="8">
-      <w:startOverride w:val="1"/>
-    </w:lvlOverride>
   </w:num>
   <w:num w:numId="1023">
     <w:abstractNumId w:val="991"/>
@@ -3791,9 +3787,78 @@
     <w:abstractNumId w:val="991"/>
   </w:num>
   <w:num w:numId="1025">
+    <w:abstractNumId w:val="99201"/>
+    <w:lvlOverride w:ilvl="0">
+      <w:startOverride w:val="1"/>
+    </w:lvlOverride>
+    <w:lvlOverride w:ilvl="1">
+      <w:startOverride w:val="1"/>
+    </w:lvlOverride>
+    <w:lvlOverride w:ilvl="2">
+      <w:startOverride w:val="1"/>
+    </w:lvlOverride>
+    <w:lvlOverride w:ilvl="3">
+      <w:startOverride w:val="1"/>
+    </w:lvlOverride>
+    <w:lvlOverride w:ilvl="4">
+      <w:startOverride w:val="1"/>
+    </w:lvlOverride>
+    <w:lvlOverride w:ilvl="5">
+      <w:startOverride w:val="1"/>
+    </w:lvlOverride>
+    <w:lvlOverride w:ilvl="6">
+      <w:startOverride w:val="1"/>
+    </w:lvlOverride>
+    <w:lvlOverride w:ilvl="7">
+      <w:startOverride w:val="1"/>
+    </w:lvlOverride>
+    <w:lvlOverride w:ilvl="8">
+      <w:startOverride w:val="1"/>
+    </w:lvlOverride>
+  </w:num>
+  <w:num w:numId="1026">
+    <w:abstractNumId w:val="99201"/>
+    <w:lvlOverride w:ilvl="0">
+      <w:startOverride w:val="1"/>
+    </w:lvlOverride>
+    <w:lvlOverride w:ilvl="1">
+      <w:startOverride w:val="1"/>
+    </w:lvlOverride>
+    <w:lvlOverride w:ilvl="2">
+      <w:startOverride w:val="1"/>
+    </w:lvlOverride>
+    <w:lvlOverride w:ilvl="3">
+      <w:startOverride w:val="1"/>
+    </w:lvlOverride>
+    <w:lvlOverride w:ilvl="4">
+      <w:startOverride w:val="1"/>
+    </w:lvlOverride>
+    <w:lvlOverride w:ilvl="5">
+      <w:startOverride w:val="1"/>
+    </w:lvlOverride>
+    <w:lvlOverride w:ilvl="6">
+      <w:startOverride w:val="1"/>
+    </w:lvlOverride>
+    <w:lvlOverride w:ilvl="7">
+      <w:startOverride w:val="1"/>
+    </w:lvlOverride>
+    <w:lvlOverride w:ilvl="8">
+      <w:startOverride w:val="1"/>
+    </w:lvlOverride>
+  </w:num>
+  <w:num w:numId="1027">
     <w:abstractNumId w:val="991"/>
   </w:num>
-  <w:num w:numId="1026">
+  <w:num w:numId="1028">
+    <w:abstractNumId w:val="991"/>
+  </w:num>
+  <w:num w:numId="1029">
+    <w:abstractNumId w:val="991"/>
+  </w:num>
+  <w:num w:numId="1030">
+    <w:abstractNumId w:val="991"/>
+  </w:num>
+  <w:num w:numId="1031">
     <w:abstractNumId w:val="99201"/>
     <w:lvlOverride w:ilvl="0">
       <w:startOverride w:val="1"/>
